--- a/DXV-FRE-006_Export-Format-Delimiter-and-Header-Handling.docx
+++ b/DXV-FRE-006_Export-Format-Delimiter-and-Header-Handling.docx
@@ -85,7 +85,6 @@
     </w:p>
     <w:tbl>
       <w:tblPr>
-        <w:tblW w:type="auto" w:w="0"/>
         <w:jc w:val="center"/>
         <w:tblLook w:firstColumn="1" w:firstRow="1" w:lastColumn="0" w:lastRow="0" w:noHBand="0" w:noVBand="1" w:val="04A0"/>
         <w:tblLayout w:type="fixed"/>
@@ -97,17 +96,18 @@
           <w:insideH w:val="single" w:sz="8" w:space="0" w:color="FFFFFF"/>
           <w:insideV w:val="single" w:sz="8" w:space="0" w:color="FFFFFF"/>
         </w:tblBorders>
+        <w:tblW w:w="10296" w:type="dxa"/>
       </w:tblPr>
       <w:tblGrid>
-        <w:gridCol w:w="2592"/>
-        <w:gridCol w:w="2592"/>
-        <w:gridCol w:w="2592"/>
-        <w:gridCol w:w="2592"/>
+        <w:gridCol w:w="1944"/>
+        <w:gridCol w:w="4320"/>
+        <w:gridCol w:w="1944"/>
+        <w:gridCol w:w="2088"/>
       </w:tblGrid>
       <w:tr>
         <w:tc>
           <w:tcPr>
-            <w:tcW w:type="dxa" w:w="1944"/>
+            <w:tcW w:w="1944" w:type="dxa"/>
             <w:tcMar>
               <w:top w:w="60" w:type="dxa"/>
               <w:bottom w:w="60" w:type="dxa"/>
@@ -135,7 +135,7 @@
         </w:tc>
         <w:tc>
           <w:tcPr>
-            <w:tcW w:type="dxa" w:w="4320"/>
+            <w:tcW w:w="4320" w:type="dxa"/>
             <w:tcMar>
               <w:top w:w="60" w:type="dxa"/>
               <w:bottom w:w="60" w:type="dxa"/>
@@ -162,7 +162,7 @@
         </w:tc>
         <w:tc>
           <w:tcPr>
-            <w:tcW w:type="dxa" w:w="1944"/>
+            <w:tcW w:w="1944" w:type="dxa"/>
             <w:tcMar>
               <w:top w:w="60" w:type="dxa"/>
               <w:bottom w:w="60" w:type="dxa"/>
@@ -190,7 +190,7 @@
         </w:tc>
         <w:tc>
           <w:tcPr>
-            <w:tcW w:type="dxa" w:w="2088"/>
+            <w:tcW w:w="2088" w:type="dxa"/>
             <w:tcMar>
               <w:top w:w="60" w:type="dxa"/>
               <w:bottom w:w="60" w:type="dxa"/>
@@ -221,7 +221,7 @@
       <w:tr>
         <w:tc>
           <w:tcPr>
-            <w:tcW w:type="dxa" w:w="1944"/>
+            <w:tcW w:w="1944" w:type="dxa"/>
             <w:tcMar>
               <w:top w:w="60" w:type="dxa"/>
               <w:bottom w:w="60" w:type="dxa"/>
@@ -249,7 +249,7 @@
         </w:tc>
         <w:tc>
           <w:tcPr>
-            <w:tcW w:type="dxa" w:w="4320"/>
+            <w:tcW w:w="4320" w:type="dxa"/>
             <w:tcMar>
               <w:top w:w="60" w:type="dxa"/>
               <w:bottom w:w="60" w:type="dxa"/>
@@ -276,7 +276,7 @@
         </w:tc>
         <w:tc>
           <w:tcPr>
-            <w:tcW w:type="dxa" w:w="1944"/>
+            <w:tcW w:w="1944" w:type="dxa"/>
             <w:tcMar>
               <w:top w:w="60" w:type="dxa"/>
               <w:bottom w:w="60" w:type="dxa"/>
@@ -304,7 +304,7 @@
         </w:tc>
         <w:tc>
           <w:tcPr>
-            <w:tcW w:type="dxa" w:w="2088"/>
+            <w:tcW w:w="2088" w:type="dxa"/>
             <w:tcMar>
               <w:top w:w="60" w:type="dxa"/>
               <w:bottom w:w="60" w:type="dxa"/>
@@ -333,7 +333,7 @@
       <w:tr>
         <w:tc>
           <w:tcPr>
-            <w:tcW w:type="dxa" w:w="1944"/>
+            <w:tcW w:w="1944" w:type="dxa"/>
             <w:tcMar>
               <w:top w:w="60" w:type="dxa"/>
               <w:bottom w:w="60" w:type="dxa"/>
@@ -361,7 +361,7 @@
         </w:tc>
         <w:tc>
           <w:tcPr>
-            <w:tcW w:type="dxa" w:w="4320"/>
+            <w:tcW w:w="4320" w:type="dxa"/>
             <w:tcMar>
               <w:top w:w="60" w:type="dxa"/>
               <w:bottom w:w="60" w:type="dxa"/>
@@ -388,7 +388,7 @@
         </w:tc>
         <w:tc>
           <w:tcPr>
-            <w:tcW w:type="dxa" w:w="1944"/>
+            <w:tcW w:w="1944" w:type="dxa"/>
             <w:tcMar>
               <w:top w:w="60" w:type="dxa"/>
               <w:bottom w:w="60" w:type="dxa"/>
@@ -416,7 +416,7 @@
         </w:tc>
         <w:tc>
           <w:tcPr>
-            <w:tcW w:type="dxa" w:w="2088"/>
+            <w:tcW w:w="2088" w:type="dxa"/>
             <w:tcMar>
               <w:top w:w="60" w:type="dxa"/>
               <w:bottom w:w="60" w:type="dxa"/>
@@ -445,7 +445,7 @@
       <w:tr>
         <w:tc>
           <w:tcPr>
-            <w:tcW w:type="dxa" w:w="1944"/>
+            <w:tcW w:w="1944" w:type="dxa"/>
             <w:tcMar>
               <w:top w:w="60" w:type="dxa"/>
               <w:bottom w:w="60" w:type="dxa"/>
@@ -473,7 +473,7 @@
         </w:tc>
         <w:tc>
           <w:tcPr>
-            <w:tcW w:type="dxa" w:w="4320"/>
+            <w:tcW w:w="4320" w:type="dxa"/>
             <w:tcMar>
               <w:top w:w="60" w:type="dxa"/>
               <w:bottom w:w="60" w:type="dxa"/>
@@ -500,7 +500,7 @@
         </w:tc>
         <w:tc>
           <w:tcPr>
-            <w:tcW w:type="dxa" w:w="1944"/>
+            <w:tcW w:w="1944" w:type="dxa"/>
             <w:tcMar>
               <w:top w:w="60" w:type="dxa"/>
               <w:bottom w:w="60" w:type="dxa"/>
@@ -528,7 +528,7 @@
         </w:tc>
         <w:tc>
           <w:tcPr>
-            <w:tcW w:type="dxa" w:w="2088"/>
+            <w:tcW w:w="2088" w:type="dxa"/>
             <w:tcMar>
               <w:top w:w="60" w:type="dxa"/>
               <w:bottom w:w="60" w:type="dxa"/>
@@ -579,7 +579,6 @@
     </w:p>
     <w:tbl>
       <w:tblPr>
-        <w:tblW w:type="auto" w:w="0"/>
         <w:jc w:val="center"/>
         <w:tblLook w:firstColumn="1" w:firstRow="1" w:lastColumn="0" w:lastRow="0" w:noHBand="0" w:noVBand="1" w:val="04A0"/>
         <w:tblBorders>
@@ -591,14 +590,15 @@
           <w:insideV w:val="none" w:sz="0" w:space="0" w:color="auto"/>
         </w:tblBorders>
         <w:tblLayout w:type="fixed"/>
+        <w:tblW w:w="10296" w:type="dxa"/>
       </w:tblPr>
       <w:tblGrid>
-        <w:gridCol w:w="10368"/>
+        <w:gridCol w:w="10296"/>
       </w:tblGrid>
       <w:tr>
         <w:tc>
           <w:tcPr>
-            <w:tcW w:type="dxa" w:w="10296"/>
+            <w:tcW w:w="10296" w:type="dxa"/>
             <w:shd w:val="clear" w:color="auto" w:fill="EAF1FB"/>
             <w:tcBorders>
               <w:left w:val="single" w:sz="24" w:space="0" w:color="2E6FD6"/>
@@ -728,7 +728,6 @@
     </w:p>
     <w:tbl>
       <w:tblPr>
-        <w:tblW w:type="auto" w:w="0"/>
         <w:jc w:val="center"/>
         <w:tblLook w:firstColumn="1" w:firstRow="1" w:lastColumn="0" w:lastRow="0" w:noHBand="0" w:noVBand="1" w:val="04A0"/>
         <w:tblLayout w:type="fixed"/>
@@ -740,15 +739,16 @@
           <w:insideH w:val="single" w:sz="4" w:space="0" w:color="C9D0E0"/>
           <w:insideV w:val="single" w:sz="4" w:space="0" w:color="C9D0E0"/>
         </w:tblBorders>
+        <w:tblW w:w="10296" w:type="dxa"/>
       </w:tblPr>
       <w:tblGrid>
-        <w:gridCol w:w="5184"/>
-        <w:gridCol w:w="5184"/>
+        <w:gridCol w:w="3312"/>
+        <w:gridCol w:w="6984"/>
       </w:tblGrid>
       <w:tr>
         <w:tc>
           <w:tcPr>
-            <w:tcW w:type="dxa" w:w="3312"/>
+            <w:tcW w:w="3312" w:type="dxa"/>
             <w:shd w:val="clear" w:color="auto" w:fill="E8ECF6"/>
             <w:tcMar>
               <w:top w:w="50" w:type="dxa"/>
@@ -776,7 +776,7 @@
         </w:tc>
         <w:tc>
           <w:tcPr>
-            <w:tcW w:type="dxa" w:w="6984"/>
+            <w:tcW w:w="6984" w:type="dxa"/>
             <w:shd w:val="clear" w:color="auto" w:fill="FFFFFF"/>
             <w:tcMar>
               <w:top w:w="50" w:type="dxa"/>
@@ -805,7 +805,7 @@
       <w:tr>
         <w:tc>
           <w:tcPr>
-            <w:tcW w:type="dxa" w:w="3312"/>
+            <w:tcW w:w="3312" w:type="dxa"/>
             <w:shd w:val="clear" w:color="auto" w:fill="F2F5FB"/>
             <w:tcMar>
               <w:top w:w="50" w:type="dxa"/>
@@ -833,7 +833,7 @@
         </w:tc>
         <w:tc>
           <w:tcPr>
-            <w:tcW w:type="dxa" w:w="6984"/>
+            <w:tcW w:w="6984" w:type="dxa"/>
             <w:shd w:val="clear" w:color="auto" w:fill="FAFBFE"/>
             <w:tcMar>
               <w:top w:w="50" w:type="dxa"/>
@@ -862,7 +862,7 @@
       <w:tr>
         <w:tc>
           <w:tcPr>
-            <w:tcW w:type="dxa" w:w="3312"/>
+            <w:tcW w:w="3312" w:type="dxa"/>
             <w:shd w:val="clear" w:color="auto" w:fill="E8ECF6"/>
             <w:tcMar>
               <w:top w:w="50" w:type="dxa"/>
@@ -890,7 +890,7 @@
         </w:tc>
         <w:tc>
           <w:tcPr>
-            <w:tcW w:type="dxa" w:w="6984"/>
+            <w:tcW w:w="6984" w:type="dxa"/>
             <w:shd w:val="clear" w:color="auto" w:fill="FFFFFF"/>
             <w:tcMar>
               <w:top w:w="50" w:type="dxa"/>
@@ -919,7 +919,7 @@
       <w:tr>
         <w:tc>
           <w:tcPr>
-            <w:tcW w:type="dxa" w:w="3312"/>
+            <w:tcW w:w="3312" w:type="dxa"/>
             <w:shd w:val="clear" w:color="auto" w:fill="F2F5FB"/>
             <w:tcMar>
               <w:top w:w="50" w:type="dxa"/>
@@ -947,7 +947,7 @@
         </w:tc>
         <w:tc>
           <w:tcPr>
-            <w:tcW w:type="dxa" w:w="6984"/>
+            <w:tcW w:w="6984" w:type="dxa"/>
             <w:shd w:val="clear" w:color="auto" w:fill="FAFBFE"/>
             <w:tcMar>
               <w:top w:w="50" w:type="dxa"/>
@@ -976,7 +976,7 @@
       <w:tr>
         <w:tc>
           <w:tcPr>
-            <w:tcW w:type="dxa" w:w="3312"/>
+            <w:tcW w:w="3312" w:type="dxa"/>
             <w:shd w:val="clear" w:color="auto" w:fill="E8ECF6"/>
             <w:tcMar>
               <w:top w:w="50" w:type="dxa"/>
@@ -1004,7 +1004,7 @@
         </w:tc>
         <w:tc>
           <w:tcPr>
-            <w:tcW w:type="dxa" w:w="6984"/>
+            <w:tcW w:w="6984" w:type="dxa"/>
             <w:shd w:val="clear" w:color="auto" w:fill="FFFFFF"/>
             <w:tcMar>
               <w:top w:w="50" w:type="dxa"/>
@@ -1033,7 +1033,7 @@
       <w:tr>
         <w:tc>
           <w:tcPr>
-            <w:tcW w:type="dxa" w:w="3312"/>
+            <w:tcW w:w="3312" w:type="dxa"/>
             <w:shd w:val="clear" w:color="auto" w:fill="F2F5FB"/>
             <w:tcMar>
               <w:top w:w="50" w:type="dxa"/>
@@ -1061,7 +1061,7 @@
         </w:tc>
         <w:tc>
           <w:tcPr>
-            <w:tcW w:type="dxa" w:w="6984"/>
+            <w:tcW w:w="6984" w:type="dxa"/>
             <w:shd w:val="clear" w:color="auto" w:fill="FAFBFE"/>
             <w:tcMar>
               <w:top w:w="50" w:type="dxa"/>
@@ -1112,7 +1112,6 @@
     </w:p>
     <w:tbl>
       <w:tblPr>
-        <w:tblW w:type="auto" w:w="0"/>
         <w:jc w:val="center"/>
         <w:tblLook w:firstColumn="1" w:firstRow="1" w:lastColumn="0" w:lastRow="0" w:noHBand="0" w:noVBand="1" w:val="04A0"/>
         <w:tblBorders>
@@ -1124,14 +1123,15 @@
           <w:insideV w:val="none" w:sz="0" w:space="0" w:color="auto"/>
         </w:tblBorders>
         <w:tblLayout w:type="fixed"/>
+        <w:tblW w:w="10296" w:type="dxa"/>
       </w:tblPr>
       <w:tblGrid>
-        <w:gridCol w:w="10368"/>
+        <w:gridCol w:w="10296"/>
       </w:tblGrid>
       <w:tr>
         <w:tc>
           <w:tcPr>
-            <w:tcW w:type="dxa" w:w="10296"/>
+            <w:tcW w:w="10296" w:type="dxa"/>
             <w:shd w:val="clear" w:color="auto" w:fill="ECF7EE"/>
             <w:tcBorders>
               <w:left w:val="single" w:sz="24" w:space="0" w:color="2E9E4F"/>
@@ -1311,7 +1311,6 @@
     </w:p>
     <w:tbl>
       <w:tblPr>
-        <w:tblW w:type="auto" w:w="0"/>
         <w:jc w:val="center"/>
         <w:tblLook w:firstColumn="1" w:firstRow="1" w:lastColumn="0" w:lastRow="0" w:noHBand="0" w:noVBand="1" w:val="04A0"/>
         <w:tblLayout w:type="fixed"/>
@@ -1323,15 +1322,16 @@
           <w:insideH w:val="single" w:sz="4" w:space="0" w:color="C9D0E0"/>
           <w:insideV w:val="single" w:sz="4" w:space="0" w:color="C9D0E0"/>
         </w:tblBorders>
+        <w:tblW w:w="10296" w:type="dxa"/>
       </w:tblPr>
       <w:tblGrid>
-        <w:gridCol w:w="5184"/>
-        <w:gridCol w:w="5184"/>
+        <w:gridCol w:w="3312"/>
+        <w:gridCol w:w="6984"/>
       </w:tblGrid>
       <w:tr>
         <w:tc>
           <w:tcPr>
-            <w:tcW w:type="dxa" w:w="3312"/>
+            <w:tcW w:w="3312" w:type="dxa"/>
             <w:shd w:val="clear" w:color="auto" w:fill="E8ECF6"/>
             <w:tcMar>
               <w:top w:w="50" w:type="dxa"/>
@@ -1359,7 +1359,7 @@
         </w:tc>
         <w:tc>
           <w:tcPr>
-            <w:tcW w:type="dxa" w:w="6984"/>
+            <w:tcW w:w="6984" w:type="dxa"/>
             <w:shd w:val="clear" w:color="auto" w:fill="FFFFFF"/>
             <w:tcMar>
               <w:top w:w="50" w:type="dxa"/>
@@ -1388,7 +1388,7 @@
       <w:tr>
         <w:tc>
           <w:tcPr>
-            <w:tcW w:type="dxa" w:w="3312"/>
+            <w:tcW w:w="3312" w:type="dxa"/>
             <w:shd w:val="clear" w:color="auto" w:fill="F2F5FB"/>
             <w:tcMar>
               <w:top w:w="50" w:type="dxa"/>
@@ -1416,7 +1416,7 @@
         </w:tc>
         <w:tc>
           <w:tcPr>
-            <w:tcW w:type="dxa" w:w="6984"/>
+            <w:tcW w:w="6984" w:type="dxa"/>
             <w:shd w:val="clear" w:color="auto" w:fill="FAFBFE"/>
             <w:tcMar>
               <w:top w:w="50" w:type="dxa"/>
@@ -1445,7 +1445,7 @@
       <w:tr>
         <w:tc>
           <w:tcPr>
-            <w:tcW w:type="dxa" w:w="3312"/>
+            <w:tcW w:w="3312" w:type="dxa"/>
             <w:shd w:val="clear" w:color="auto" w:fill="E8ECF6"/>
             <w:tcMar>
               <w:top w:w="50" w:type="dxa"/>
@@ -1473,7 +1473,7 @@
         </w:tc>
         <w:tc>
           <w:tcPr>
-            <w:tcW w:type="dxa" w:w="6984"/>
+            <w:tcW w:w="6984" w:type="dxa"/>
             <w:shd w:val="clear" w:color="auto" w:fill="FFFFFF"/>
             <w:tcMar>
               <w:top w:w="50" w:type="dxa"/>
@@ -1502,7 +1502,7 @@
       <w:tr>
         <w:tc>
           <w:tcPr>
-            <w:tcW w:type="dxa" w:w="3312"/>
+            <w:tcW w:w="3312" w:type="dxa"/>
             <w:shd w:val="clear" w:color="auto" w:fill="F2F5FB"/>
             <w:tcMar>
               <w:top w:w="50" w:type="dxa"/>
@@ -1530,7 +1530,7 @@
         </w:tc>
         <w:tc>
           <w:tcPr>
-            <w:tcW w:type="dxa" w:w="6984"/>
+            <w:tcW w:w="6984" w:type="dxa"/>
             <w:shd w:val="clear" w:color="auto" w:fill="FAFBFE"/>
             <w:tcMar>
               <w:top w:w="50" w:type="dxa"/>
@@ -1559,7 +1559,7 @@
       <w:tr>
         <w:tc>
           <w:tcPr>
-            <w:tcW w:type="dxa" w:w="3312"/>
+            <w:tcW w:w="3312" w:type="dxa"/>
             <w:shd w:val="clear" w:color="auto" w:fill="E8ECF6"/>
             <w:tcMar>
               <w:top w:w="50" w:type="dxa"/>
@@ -1587,7 +1587,7 @@
         </w:tc>
         <w:tc>
           <w:tcPr>
-            <w:tcW w:type="dxa" w:w="6984"/>
+            <w:tcW w:w="6984" w:type="dxa"/>
             <w:shd w:val="clear" w:color="auto" w:fill="FFFFFF"/>
             <w:tcMar>
               <w:top w:w="50" w:type="dxa"/>
@@ -1616,7 +1616,7 @@
       <w:tr>
         <w:tc>
           <w:tcPr>
-            <w:tcW w:type="dxa" w:w="3312"/>
+            <w:tcW w:w="3312" w:type="dxa"/>
             <w:shd w:val="clear" w:color="auto" w:fill="F2F5FB"/>
             <w:tcMar>
               <w:top w:w="50" w:type="dxa"/>
@@ -1644,7 +1644,7 @@
         </w:tc>
         <w:tc>
           <w:tcPr>
-            <w:tcW w:type="dxa" w:w="6984"/>
+            <w:tcW w:w="6984" w:type="dxa"/>
             <w:shd w:val="clear" w:color="auto" w:fill="FAFBFE"/>
             <w:tcMar>
               <w:top w:w="50" w:type="dxa"/>
@@ -1695,7 +1695,6 @@
     </w:p>
     <w:tbl>
       <w:tblPr>
-        <w:tblW w:type="auto" w:w="0"/>
         <w:jc w:val="center"/>
         <w:tblLook w:firstColumn="1" w:firstRow="1" w:lastColumn="0" w:lastRow="0" w:noHBand="0" w:noVBand="1" w:val="04A0"/>
         <w:tblBorders>
@@ -1707,14 +1706,15 @@
           <w:insideV w:val="none" w:sz="0" w:space="0" w:color="auto"/>
         </w:tblBorders>
         <w:tblLayout w:type="fixed"/>
+        <w:tblW w:w="10296" w:type="dxa"/>
       </w:tblPr>
       <w:tblGrid>
-        <w:gridCol w:w="10368"/>
+        <w:gridCol w:w="10296"/>
       </w:tblGrid>
       <w:tr>
         <w:tc>
           <w:tcPr>
-            <w:tcW w:type="dxa" w:w="10296"/>
+            <w:tcW w:w="10296" w:type="dxa"/>
             <w:shd w:val="clear" w:color="auto" w:fill="FDF3E7"/>
             <w:tcBorders>
               <w:left w:val="single" w:sz="24" w:space="0" w:color="D9822B"/>
@@ -1875,7 +1875,6 @@
     </w:p>
     <w:tbl>
       <w:tblPr>
-        <w:tblW w:type="auto" w:w="0"/>
         <w:jc w:val="center"/>
         <w:tblLook w:firstColumn="1" w:firstRow="1" w:lastColumn="0" w:lastRow="0" w:noHBand="0" w:noVBand="1" w:val="04A0"/>
         <w:tblBorders>
@@ -1887,14 +1886,15 @@
           <w:insideV w:val="none" w:sz="0" w:space="0" w:color="auto"/>
         </w:tblBorders>
         <w:tblLayout w:type="fixed"/>
+        <w:tblW w:w="10296" w:type="dxa"/>
       </w:tblPr>
       <w:tblGrid>
-        <w:gridCol w:w="10368"/>
+        <w:gridCol w:w="10296"/>
       </w:tblGrid>
       <w:tr>
         <w:tc>
           <w:tcPr>
-            <w:tcW w:type="dxa" w:w="10296"/>
+            <w:tcW w:w="10296" w:type="dxa"/>
             <w:shd w:val="clear" w:color="auto" w:fill="EDF0F7"/>
             <w:tcBorders>
               <w:left w:val="single" w:sz="30" w:space="0" w:color="1F2A56"/>
@@ -1984,7 +1984,6 @@
     </w:tbl>
     <w:tbl>
       <w:tblPr>
-        <w:tblW w:type="auto" w:w="0"/>
         <w:jc w:val="center"/>
         <w:tblLook w:firstColumn="1" w:firstRow="1" w:lastColumn="0" w:lastRow="0" w:noHBand="0" w:noVBand="1" w:val="04A0"/>
         <w:tblLayout w:type="fixed"/>
@@ -1996,12 +1995,13 @@
           <w:insideH w:val="single" w:sz="4" w:space="0" w:color="C9D0E0"/>
           <w:insideV w:val="single" w:sz="4" w:space="0" w:color="C9D0E0"/>
         </w:tblBorders>
+        <w:tblW w:w="10296" w:type="dxa"/>
       </w:tblPr>
       <w:tblGrid>
-        <w:gridCol w:w="2592"/>
-        <w:gridCol w:w="2592"/>
-        <w:gridCol w:w="2592"/>
-        <w:gridCol w:w="2592"/>
+        <w:gridCol w:w="605"/>
+        <w:gridCol w:w="3384"/>
+        <w:gridCol w:w="3096"/>
+        <w:gridCol w:w="3211"/>
       </w:tblGrid>
       <w:tr>
         <w:trPr>
@@ -2009,7 +2009,7 @@
         </w:trPr>
         <w:tc>
           <w:tcPr>
-            <w:tcW w:type="dxa" w:w="605"/>
+            <w:tcW w:w="605" w:type="dxa"/>
             <w:shd w:val="clear" w:color="auto" w:fill="1F2A56"/>
             <w:tcMar>
               <w:top w:w="60" w:type="dxa"/>
@@ -2038,7 +2038,7 @@
         </w:tc>
         <w:tc>
           <w:tcPr>
-            <w:tcW w:type="dxa" w:w="3384"/>
+            <w:tcW w:w="3384" w:type="dxa"/>
             <w:shd w:val="clear" w:color="auto" w:fill="1F2A56"/>
             <w:tcMar>
               <w:top w:w="60" w:type="dxa"/>
@@ -2067,7 +2067,7 @@
         </w:tc>
         <w:tc>
           <w:tcPr>
-            <w:tcW w:type="dxa" w:w="3096"/>
+            <w:tcW w:w="3096" w:type="dxa"/>
             <w:shd w:val="clear" w:color="auto" w:fill="1F2A56"/>
             <w:tcMar>
               <w:top w:w="60" w:type="dxa"/>
@@ -2096,7 +2096,7 @@
         </w:tc>
         <w:tc>
           <w:tcPr>
-            <w:tcW w:type="dxa" w:w="3211"/>
+            <w:tcW w:w="3211" w:type="dxa"/>
             <w:shd w:val="clear" w:color="auto" w:fill="1F2A56"/>
             <w:tcMar>
               <w:top w:w="60" w:type="dxa"/>
@@ -2127,7 +2127,7 @@
       <w:tr>
         <w:tc>
           <w:tcPr>
-            <w:tcW w:type="dxa" w:w="2592"/>
+            <w:tcW w:type="dxa" w:w="605"/>
             <w:shd w:val="clear" w:color="auto" w:fill="EEF1F8"/>
             <w:tcMar>
               <w:top w:w="55" w:type="dxa"/>
@@ -2156,7 +2156,7 @@
         </w:tc>
         <w:tc>
           <w:tcPr>
-            <w:tcW w:type="dxa" w:w="2592"/>
+            <w:tcW w:type="dxa" w:w="3384"/>
             <w:shd w:val="clear" w:color="auto" w:fill="EEF1F8"/>
             <w:tcMar>
               <w:top w:w="55" w:type="dxa"/>
@@ -2182,7 +2182,7 @@
         </w:tc>
         <w:tc>
           <w:tcPr>
-            <w:tcW w:type="dxa" w:w="2592"/>
+            <w:tcW w:type="dxa" w:w="3096"/>
             <w:shd w:val="clear" w:color="auto" w:fill="EEF1F8"/>
             <w:tcMar>
               <w:top w:w="55" w:type="dxa"/>
@@ -2210,7 +2210,7 @@
         </w:tc>
         <w:tc>
           <w:tcPr>
-            <w:tcW w:type="dxa" w:w="2592"/>
+            <w:tcW w:type="dxa" w:w="3211"/>
             <w:shd w:val="clear" w:color="auto" w:fill="EEF1F8"/>
             <w:tcMar>
               <w:top w:w="55" w:type="dxa"/>
@@ -2239,7 +2239,7 @@
       <w:tr>
         <w:tc>
           <w:tcPr>
-            <w:tcW w:type="dxa" w:w="2592"/>
+            <w:tcW w:type="dxa" w:w="605"/>
             <w:shd w:val="clear" w:color="auto" w:fill="FFFFFF"/>
             <w:tcMar>
               <w:top w:w="55" w:type="dxa"/>
@@ -2268,7 +2268,7 @@
         </w:tc>
         <w:tc>
           <w:tcPr>
-            <w:tcW w:type="dxa" w:w="2592"/>
+            <w:tcW w:type="dxa" w:w="3384"/>
             <w:shd w:val="clear" w:color="auto" w:fill="FFFFFF"/>
             <w:tcMar>
               <w:top w:w="55" w:type="dxa"/>
@@ -2294,7 +2294,7 @@
         </w:tc>
         <w:tc>
           <w:tcPr>
-            <w:tcW w:type="dxa" w:w="2592"/>
+            <w:tcW w:type="dxa" w:w="3096"/>
             <w:shd w:val="clear" w:color="auto" w:fill="FFFFFF"/>
             <w:tcMar>
               <w:top w:w="55" w:type="dxa"/>
@@ -2322,7 +2322,7 @@
         </w:tc>
         <w:tc>
           <w:tcPr>
-            <w:tcW w:type="dxa" w:w="2592"/>
+            <w:tcW w:type="dxa" w:w="3211"/>
             <w:shd w:val="clear" w:color="auto" w:fill="FFFFFF"/>
             <w:tcMar>
               <w:top w:w="55" w:type="dxa"/>
@@ -2351,7 +2351,7 @@
       <w:tr>
         <w:tc>
           <w:tcPr>
-            <w:tcW w:type="dxa" w:w="2592"/>
+            <w:tcW w:type="dxa" w:w="605"/>
             <w:shd w:val="clear" w:color="auto" w:fill="EEF1F8"/>
             <w:tcMar>
               <w:top w:w="55" w:type="dxa"/>
@@ -2380,7 +2380,7 @@
         </w:tc>
         <w:tc>
           <w:tcPr>
-            <w:tcW w:type="dxa" w:w="2592"/>
+            <w:tcW w:type="dxa" w:w="3384"/>
             <w:shd w:val="clear" w:color="auto" w:fill="EEF1F8"/>
             <w:tcMar>
               <w:top w:w="55" w:type="dxa"/>
@@ -2406,7 +2406,7 @@
         </w:tc>
         <w:tc>
           <w:tcPr>
-            <w:tcW w:type="dxa" w:w="2592"/>
+            <w:tcW w:type="dxa" w:w="3096"/>
             <w:shd w:val="clear" w:color="auto" w:fill="EEF1F8"/>
             <w:tcMar>
               <w:top w:w="55" w:type="dxa"/>
@@ -2434,7 +2434,7 @@
         </w:tc>
         <w:tc>
           <w:tcPr>
-            <w:tcW w:type="dxa" w:w="2592"/>
+            <w:tcW w:type="dxa" w:w="3211"/>
             <w:shd w:val="clear" w:color="auto" w:fill="EEF1F8"/>
             <w:tcMar>
               <w:top w:w="55" w:type="dxa"/>
@@ -2468,7 +2468,6 @@
     </w:p>
     <w:tbl>
       <w:tblPr>
-        <w:tblW w:type="auto" w:w="0"/>
         <w:jc w:val="center"/>
         <w:tblLook w:firstColumn="1" w:firstRow="1" w:lastColumn="0" w:lastRow="0" w:noHBand="0" w:noVBand="1" w:val="04A0"/>
         <w:tblBorders>
@@ -2480,14 +2479,15 @@
           <w:insideV w:val="none" w:sz="0" w:space="0" w:color="auto"/>
         </w:tblBorders>
         <w:tblLayout w:type="fixed"/>
+        <w:tblW w:w="10296" w:type="dxa"/>
       </w:tblPr>
       <w:tblGrid>
-        <w:gridCol w:w="10368"/>
+        <w:gridCol w:w="10296"/>
       </w:tblGrid>
       <w:tr>
         <w:tc>
           <w:tcPr>
-            <w:tcW w:type="dxa" w:w="10296"/>
+            <w:tcW w:w="10296" w:type="dxa"/>
             <w:shd w:val="clear" w:color="auto" w:fill="EDF0F7"/>
             <w:tcBorders>
               <w:left w:val="single" w:sz="30" w:space="0" w:color="1F2A56"/>
@@ -2577,7 +2577,6 @@
     </w:tbl>
     <w:tbl>
       <w:tblPr>
-        <w:tblW w:type="auto" w:w="0"/>
         <w:jc w:val="center"/>
         <w:tblLook w:firstColumn="1" w:firstRow="1" w:lastColumn="0" w:lastRow="0" w:noHBand="0" w:noVBand="1" w:val="04A0"/>
         <w:tblLayout w:type="fixed"/>
@@ -2589,12 +2588,13 @@
           <w:insideH w:val="single" w:sz="4" w:space="0" w:color="C9D0E0"/>
           <w:insideV w:val="single" w:sz="4" w:space="0" w:color="C9D0E0"/>
         </w:tblBorders>
+        <w:tblW w:w="10296" w:type="dxa"/>
       </w:tblPr>
       <w:tblGrid>
-        <w:gridCol w:w="2592"/>
-        <w:gridCol w:w="2592"/>
-        <w:gridCol w:w="2592"/>
-        <w:gridCol w:w="2592"/>
+        <w:gridCol w:w="605"/>
+        <w:gridCol w:w="3384"/>
+        <w:gridCol w:w="3096"/>
+        <w:gridCol w:w="3211"/>
       </w:tblGrid>
       <w:tr>
         <w:trPr>
@@ -2602,7 +2602,7 @@
         </w:trPr>
         <w:tc>
           <w:tcPr>
-            <w:tcW w:type="dxa" w:w="605"/>
+            <w:tcW w:w="605" w:type="dxa"/>
             <w:shd w:val="clear" w:color="auto" w:fill="1F2A56"/>
             <w:tcMar>
               <w:top w:w="60" w:type="dxa"/>
@@ -2631,7 +2631,7 @@
         </w:tc>
         <w:tc>
           <w:tcPr>
-            <w:tcW w:type="dxa" w:w="3384"/>
+            <w:tcW w:w="3384" w:type="dxa"/>
             <w:shd w:val="clear" w:color="auto" w:fill="1F2A56"/>
             <w:tcMar>
               <w:top w:w="60" w:type="dxa"/>
@@ -2660,7 +2660,7 @@
         </w:tc>
         <w:tc>
           <w:tcPr>
-            <w:tcW w:type="dxa" w:w="3096"/>
+            <w:tcW w:w="3096" w:type="dxa"/>
             <w:shd w:val="clear" w:color="auto" w:fill="1F2A56"/>
             <w:tcMar>
               <w:top w:w="60" w:type="dxa"/>
@@ -2689,7 +2689,7 @@
         </w:tc>
         <w:tc>
           <w:tcPr>
-            <w:tcW w:type="dxa" w:w="3211"/>
+            <w:tcW w:w="3211" w:type="dxa"/>
             <w:shd w:val="clear" w:color="auto" w:fill="1F2A56"/>
             <w:tcMar>
               <w:top w:w="60" w:type="dxa"/>
@@ -2720,7 +2720,7 @@
       <w:tr>
         <w:tc>
           <w:tcPr>
-            <w:tcW w:type="dxa" w:w="2592"/>
+            <w:tcW w:type="dxa" w:w="605"/>
             <w:shd w:val="clear" w:color="auto" w:fill="EEF1F8"/>
             <w:tcMar>
               <w:top w:w="55" w:type="dxa"/>
@@ -2749,7 +2749,7 @@
         </w:tc>
         <w:tc>
           <w:tcPr>
-            <w:tcW w:type="dxa" w:w="2592"/>
+            <w:tcW w:type="dxa" w:w="3384"/>
             <w:shd w:val="clear" w:color="auto" w:fill="EEF1F8"/>
             <w:tcMar>
               <w:top w:w="55" w:type="dxa"/>
@@ -2775,7 +2775,7 @@
         </w:tc>
         <w:tc>
           <w:tcPr>
-            <w:tcW w:type="dxa" w:w="2592"/>
+            <w:tcW w:type="dxa" w:w="3096"/>
             <w:shd w:val="clear" w:color="auto" w:fill="EEF1F8"/>
             <w:tcMar>
               <w:top w:w="55" w:type="dxa"/>
@@ -2803,7 +2803,7 @@
         </w:tc>
         <w:tc>
           <w:tcPr>
-            <w:tcW w:type="dxa" w:w="2592"/>
+            <w:tcW w:type="dxa" w:w="3211"/>
             <w:shd w:val="clear" w:color="auto" w:fill="EEF1F8"/>
             <w:tcMar>
               <w:top w:w="55" w:type="dxa"/>
@@ -2832,7 +2832,7 @@
       <w:tr>
         <w:tc>
           <w:tcPr>
-            <w:tcW w:type="dxa" w:w="2592"/>
+            <w:tcW w:type="dxa" w:w="605"/>
             <w:shd w:val="clear" w:color="auto" w:fill="FFFFFF"/>
             <w:tcMar>
               <w:top w:w="55" w:type="dxa"/>
@@ -2861,7 +2861,7 @@
         </w:tc>
         <w:tc>
           <w:tcPr>
-            <w:tcW w:type="dxa" w:w="2592"/>
+            <w:tcW w:type="dxa" w:w="3384"/>
             <w:shd w:val="clear" w:color="auto" w:fill="FFFFFF"/>
             <w:tcMar>
               <w:top w:w="55" w:type="dxa"/>
@@ -2887,7 +2887,7 @@
         </w:tc>
         <w:tc>
           <w:tcPr>
-            <w:tcW w:type="dxa" w:w="2592"/>
+            <w:tcW w:type="dxa" w:w="3096"/>
             <w:shd w:val="clear" w:color="auto" w:fill="FFFFFF"/>
             <w:tcMar>
               <w:top w:w="55" w:type="dxa"/>
@@ -2915,7 +2915,7 @@
         </w:tc>
         <w:tc>
           <w:tcPr>
-            <w:tcW w:type="dxa" w:w="2592"/>
+            <w:tcW w:type="dxa" w:w="3211"/>
             <w:shd w:val="clear" w:color="auto" w:fill="FFFFFF"/>
             <w:tcMar>
               <w:top w:w="55" w:type="dxa"/>
@@ -2944,7 +2944,7 @@
       <w:tr>
         <w:tc>
           <w:tcPr>
-            <w:tcW w:type="dxa" w:w="2592"/>
+            <w:tcW w:type="dxa" w:w="605"/>
             <w:shd w:val="clear" w:color="auto" w:fill="EEF1F8"/>
             <w:tcMar>
               <w:top w:w="55" w:type="dxa"/>
@@ -2973,7 +2973,7 @@
         </w:tc>
         <w:tc>
           <w:tcPr>
-            <w:tcW w:type="dxa" w:w="2592"/>
+            <w:tcW w:type="dxa" w:w="3384"/>
             <w:shd w:val="clear" w:color="auto" w:fill="EEF1F8"/>
             <w:tcMar>
               <w:top w:w="55" w:type="dxa"/>
@@ -2999,7 +2999,7 @@
         </w:tc>
         <w:tc>
           <w:tcPr>
-            <w:tcW w:type="dxa" w:w="2592"/>
+            <w:tcW w:type="dxa" w:w="3096"/>
             <w:shd w:val="clear" w:color="auto" w:fill="EEF1F8"/>
             <w:tcMar>
               <w:top w:w="55" w:type="dxa"/>
@@ -3027,7 +3027,7 @@
         </w:tc>
         <w:tc>
           <w:tcPr>
-            <w:tcW w:type="dxa" w:w="2592"/>
+            <w:tcW w:type="dxa" w:w="3211"/>
             <w:shd w:val="clear" w:color="auto" w:fill="EEF1F8"/>
             <w:tcMar>
               <w:top w:w="55" w:type="dxa"/>
@@ -3061,7 +3061,6 @@
     </w:p>
     <w:tbl>
       <w:tblPr>
-        <w:tblW w:type="auto" w:w="0"/>
         <w:jc w:val="center"/>
         <w:tblLook w:firstColumn="1" w:firstRow="1" w:lastColumn="0" w:lastRow="0" w:noHBand="0" w:noVBand="1" w:val="04A0"/>
         <w:tblBorders>
@@ -3073,14 +3072,15 @@
           <w:insideV w:val="none" w:sz="0" w:space="0" w:color="auto"/>
         </w:tblBorders>
         <w:tblLayout w:type="fixed"/>
+        <w:tblW w:w="10296" w:type="dxa"/>
       </w:tblPr>
       <w:tblGrid>
-        <w:gridCol w:w="10368"/>
+        <w:gridCol w:w="10296"/>
       </w:tblGrid>
       <w:tr>
         <w:tc>
           <w:tcPr>
-            <w:tcW w:type="dxa" w:w="10296"/>
+            <w:tcW w:w="10296" w:type="dxa"/>
             <w:shd w:val="clear" w:color="auto" w:fill="EDF0F7"/>
             <w:tcBorders>
               <w:left w:val="single" w:sz="30" w:space="0" w:color="1F2A56"/>
@@ -3170,7 +3170,6 @@
     </w:tbl>
     <w:tbl>
       <w:tblPr>
-        <w:tblW w:type="auto" w:w="0"/>
         <w:jc w:val="center"/>
         <w:tblLook w:firstColumn="1" w:firstRow="1" w:lastColumn="0" w:lastRow="0" w:noHBand="0" w:noVBand="1" w:val="04A0"/>
         <w:tblLayout w:type="fixed"/>
@@ -3182,12 +3181,13 @@
           <w:insideH w:val="single" w:sz="4" w:space="0" w:color="C9D0E0"/>
           <w:insideV w:val="single" w:sz="4" w:space="0" w:color="C9D0E0"/>
         </w:tblBorders>
+        <w:tblW w:w="10296" w:type="dxa"/>
       </w:tblPr>
       <w:tblGrid>
-        <w:gridCol w:w="2592"/>
-        <w:gridCol w:w="2592"/>
-        <w:gridCol w:w="2592"/>
-        <w:gridCol w:w="2592"/>
+        <w:gridCol w:w="605"/>
+        <w:gridCol w:w="3384"/>
+        <w:gridCol w:w="3096"/>
+        <w:gridCol w:w="3211"/>
       </w:tblGrid>
       <w:tr>
         <w:trPr>
@@ -3195,7 +3195,7 @@
         </w:trPr>
         <w:tc>
           <w:tcPr>
-            <w:tcW w:type="dxa" w:w="605"/>
+            <w:tcW w:w="605" w:type="dxa"/>
             <w:shd w:val="clear" w:color="auto" w:fill="1F2A56"/>
             <w:tcMar>
               <w:top w:w="60" w:type="dxa"/>
@@ -3224,7 +3224,7 @@
         </w:tc>
         <w:tc>
           <w:tcPr>
-            <w:tcW w:type="dxa" w:w="3384"/>
+            <w:tcW w:w="3384" w:type="dxa"/>
             <w:shd w:val="clear" w:color="auto" w:fill="1F2A56"/>
             <w:tcMar>
               <w:top w:w="60" w:type="dxa"/>
@@ -3253,7 +3253,7 @@
         </w:tc>
         <w:tc>
           <w:tcPr>
-            <w:tcW w:type="dxa" w:w="3096"/>
+            <w:tcW w:w="3096" w:type="dxa"/>
             <w:shd w:val="clear" w:color="auto" w:fill="1F2A56"/>
             <w:tcMar>
               <w:top w:w="60" w:type="dxa"/>
@@ -3282,7 +3282,7 @@
         </w:tc>
         <w:tc>
           <w:tcPr>
-            <w:tcW w:type="dxa" w:w="3211"/>
+            <w:tcW w:w="3211" w:type="dxa"/>
             <w:shd w:val="clear" w:color="auto" w:fill="1F2A56"/>
             <w:tcMar>
               <w:top w:w="60" w:type="dxa"/>
@@ -3313,7 +3313,7 @@
       <w:tr>
         <w:tc>
           <w:tcPr>
-            <w:tcW w:type="dxa" w:w="2592"/>
+            <w:tcW w:type="dxa" w:w="605"/>
             <w:shd w:val="clear" w:color="auto" w:fill="EEF1F8"/>
             <w:tcMar>
               <w:top w:w="55" w:type="dxa"/>
@@ -3342,7 +3342,7 @@
         </w:tc>
         <w:tc>
           <w:tcPr>
-            <w:tcW w:type="dxa" w:w="2592"/>
+            <w:tcW w:type="dxa" w:w="3384"/>
             <w:shd w:val="clear" w:color="auto" w:fill="EEF1F8"/>
             <w:tcMar>
               <w:top w:w="55" w:type="dxa"/>
@@ -3368,7 +3368,7 @@
         </w:tc>
         <w:tc>
           <w:tcPr>
-            <w:tcW w:type="dxa" w:w="2592"/>
+            <w:tcW w:type="dxa" w:w="3096"/>
             <w:shd w:val="clear" w:color="auto" w:fill="EEF1F8"/>
             <w:tcMar>
               <w:top w:w="55" w:type="dxa"/>
@@ -3396,7 +3396,7 @@
         </w:tc>
         <w:tc>
           <w:tcPr>
-            <w:tcW w:type="dxa" w:w="2592"/>
+            <w:tcW w:type="dxa" w:w="3211"/>
             <w:shd w:val="clear" w:color="auto" w:fill="EEF1F8"/>
             <w:tcMar>
               <w:top w:w="55" w:type="dxa"/>
@@ -3425,7 +3425,7 @@
       <w:tr>
         <w:tc>
           <w:tcPr>
-            <w:tcW w:type="dxa" w:w="2592"/>
+            <w:tcW w:type="dxa" w:w="605"/>
             <w:shd w:val="clear" w:color="auto" w:fill="FFFFFF"/>
             <w:tcMar>
               <w:top w:w="55" w:type="dxa"/>
@@ -3454,7 +3454,7 @@
         </w:tc>
         <w:tc>
           <w:tcPr>
-            <w:tcW w:type="dxa" w:w="2592"/>
+            <w:tcW w:type="dxa" w:w="3384"/>
             <w:shd w:val="clear" w:color="auto" w:fill="FFFFFF"/>
             <w:tcMar>
               <w:top w:w="55" w:type="dxa"/>
@@ -3480,7 +3480,7 @@
         </w:tc>
         <w:tc>
           <w:tcPr>
-            <w:tcW w:type="dxa" w:w="2592"/>
+            <w:tcW w:type="dxa" w:w="3096"/>
             <w:shd w:val="clear" w:color="auto" w:fill="FFFFFF"/>
             <w:tcMar>
               <w:top w:w="55" w:type="dxa"/>
@@ -3508,7 +3508,7 @@
         </w:tc>
         <w:tc>
           <w:tcPr>
-            <w:tcW w:type="dxa" w:w="2592"/>
+            <w:tcW w:type="dxa" w:w="3211"/>
             <w:shd w:val="clear" w:color="auto" w:fill="FFFFFF"/>
             <w:tcMar>
               <w:top w:w="55" w:type="dxa"/>
@@ -3537,7 +3537,7 @@
       <w:tr>
         <w:tc>
           <w:tcPr>
-            <w:tcW w:type="dxa" w:w="2592"/>
+            <w:tcW w:type="dxa" w:w="605"/>
             <w:shd w:val="clear" w:color="auto" w:fill="EEF1F8"/>
             <w:tcMar>
               <w:top w:w="55" w:type="dxa"/>
@@ -3566,7 +3566,7 @@
         </w:tc>
         <w:tc>
           <w:tcPr>
-            <w:tcW w:type="dxa" w:w="2592"/>
+            <w:tcW w:type="dxa" w:w="3384"/>
             <w:shd w:val="clear" w:color="auto" w:fill="EEF1F8"/>
             <w:tcMar>
               <w:top w:w="55" w:type="dxa"/>
@@ -3592,7 +3592,7 @@
         </w:tc>
         <w:tc>
           <w:tcPr>
-            <w:tcW w:type="dxa" w:w="2592"/>
+            <w:tcW w:type="dxa" w:w="3096"/>
             <w:shd w:val="clear" w:color="auto" w:fill="EEF1F8"/>
             <w:tcMar>
               <w:top w:w="55" w:type="dxa"/>
@@ -3620,7 +3620,7 @@
         </w:tc>
         <w:tc>
           <w:tcPr>
-            <w:tcW w:type="dxa" w:w="2592"/>
+            <w:tcW w:type="dxa" w:w="3211"/>
             <w:shd w:val="clear" w:color="auto" w:fill="EEF1F8"/>
             <w:tcMar>
               <w:top w:w="55" w:type="dxa"/>
@@ -3654,7 +3654,6 @@
     </w:p>
     <w:tbl>
       <w:tblPr>
-        <w:tblW w:type="auto" w:w="0"/>
         <w:jc w:val="center"/>
         <w:tblLook w:firstColumn="1" w:firstRow="1" w:lastColumn="0" w:lastRow="0" w:noHBand="0" w:noVBand="1" w:val="04A0"/>
         <w:tblBorders>
@@ -3666,14 +3665,15 @@
           <w:insideV w:val="none" w:sz="0" w:space="0" w:color="auto"/>
         </w:tblBorders>
         <w:tblLayout w:type="fixed"/>
+        <w:tblW w:w="10296" w:type="dxa"/>
       </w:tblPr>
       <w:tblGrid>
-        <w:gridCol w:w="10368"/>
+        <w:gridCol w:w="10296"/>
       </w:tblGrid>
       <w:tr>
         <w:tc>
           <w:tcPr>
-            <w:tcW w:type="dxa" w:w="10296"/>
+            <w:tcW w:w="10296" w:type="dxa"/>
             <w:shd w:val="clear" w:color="auto" w:fill="EDF0F7"/>
             <w:tcBorders>
               <w:left w:val="single" w:sz="30" w:space="0" w:color="1F2A56"/>
@@ -3763,7 +3763,6 @@
     </w:tbl>
     <w:tbl>
       <w:tblPr>
-        <w:tblW w:type="auto" w:w="0"/>
         <w:jc w:val="center"/>
         <w:tblLook w:firstColumn="1" w:firstRow="1" w:lastColumn="0" w:lastRow="0" w:noHBand="0" w:noVBand="1" w:val="04A0"/>
         <w:tblLayout w:type="fixed"/>
@@ -3775,12 +3774,13 @@
           <w:insideH w:val="single" w:sz="4" w:space="0" w:color="C9D0E0"/>
           <w:insideV w:val="single" w:sz="4" w:space="0" w:color="C9D0E0"/>
         </w:tblBorders>
+        <w:tblW w:w="10296" w:type="dxa"/>
       </w:tblPr>
       <w:tblGrid>
-        <w:gridCol w:w="2592"/>
-        <w:gridCol w:w="2592"/>
-        <w:gridCol w:w="2592"/>
-        <w:gridCol w:w="2592"/>
+        <w:gridCol w:w="605"/>
+        <w:gridCol w:w="3384"/>
+        <w:gridCol w:w="3096"/>
+        <w:gridCol w:w="3211"/>
       </w:tblGrid>
       <w:tr>
         <w:trPr>
@@ -3788,7 +3788,7 @@
         </w:trPr>
         <w:tc>
           <w:tcPr>
-            <w:tcW w:type="dxa" w:w="605"/>
+            <w:tcW w:w="605" w:type="dxa"/>
             <w:shd w:val="clear" w:color="auto" w:fill="1F2A56"/>
             <w:tcMar>
               <w:top w:w="60" w:type="dxa"/>
@@ -3817,7 +3817,7 @@
         </w:tc>
         <w:tc>
           <w:tcPr>
-            <w:tcW w:type="dxa" w:w="3384"/>
+            <w:tcW w:w="3384" w:type="dxa"/>
             <w:shd w:val="clear" w:color="auto" w:fill="1F2A56"/>
             <w:tcMar>
               <w:top w:w="60" w:type="dxa"/>
@@ -3846,7 +3846,7 @@
         </w:tc>
         <w:tc>
           <w:tcPr>
-            <w:tcW w:type="dxa" w:w="3096"/>
+            <w:tcW w:w="3096" w:type="dxa"/>
             <w:shd w:val="clear" w:color="auto" w:fill="1F2A56"/>
             <w:tcMar>
               <w:top w:w="60" w:type="dxa"/>
@@ -3875,7 +3875,7 @@
         </w:tc>
         <w:tc>
           <w:tcPr>
-            <w:tcW w:type="dxa" w:w="3211"/>
+            <w:tcW w:w="3211" w:type="dxa"/>
             <w:shd w:val="clear" w:color="auto" w:fill="1F2A56"/>
             <w:tcMar>
               <w:top w:w="60" w:type="dxa"/>
@@ -3906,7 +3906,7 @@
       <w:tr>
         <w:tc>
           <w:tcPr>
-            <w:tcW w:type="dxa" w:w="2592"/>
+            <w:tcW w:type="dxa" w:w="605"/>
             <w:shd w:val="clear" w:color="auto" w:fill="EEF1F8"/>
             <w:tcMar>
               <w:top w:w="55" w:type="dxa"/>
@@ -3935,7 +3935,7 @@
         </w:tc>
         <w:tc>
           <w:tcPr>
-            <w:tcW w:type="dxa" w:w="2592"/>
+            <w:tcW w:type="dxa" w:w="3384"/>
             <w:shd w:val="clear" w:color="auto" w:fill="EEF1F8"/>
             <w:tcMar>
               <w:top w:w="55" w:type="dxa"/>
@@ -3961,7 +3961,7 @@
         </w:tc>
         <w:tc>
           <w:tcPr>
-            <w:tcW w:type="dxa" w:w="2592"/>
+            <w:tcW w:type="dxa" w:w="3096"/>
             <w:shd w:val="clear" w:color="auto" w:fill="EEF1F8"/>
             <w:tcMar>
               <w:top w:w="55" w:type="dxa"/>
@@ -3989,7 +3989,7 @@
         </w:tc>
         <w:tc>
           <w:tcPr>
-            <w:tcW w:type="dxa" w:w="2592"/>
+            <w:tcW w:type="dxa" w:w="3211"/>
             <w:shd w:val="clear" w:color="auto" w:fill="EEF1F8"/>
             <w:tcMar>
               <w:top w:w="55" w:type="dxa"/>
@@ -4018,7 +4018,7 @@
       <w:tr>
         <w:tc>
           <w:tcPr>
-            <w:tcW w:type="dxa" w:w="2592"/>
+            <w:tcW w:type="dxa" w:w="605"/>
             <w:shd w:val="clear" w:color="auto" w:fill="FFFFFF"/>
             <w:tcMar>
               <w:top w:w="55" w:type="dxa"/>
@@ -4047,7 +4047,7 @@
         </w:tc>
         <w:tc>
           <w:tcPr>
-            <w:tcW w:type="dxa" w:w="2592"/>
+            <w:tcW w:type="dxa" w:w="3384"/>
             <w:shd w:val="clear" w:color="auto" w:fill="FFFFFF"/>
             <w:tcMar>
               <w:top w:w="55" w:type="dxa"/>
@@ -4073,7 +4073,7 @@
         </w:tc>
         <w:tc>
           <w:tcPr>
-            <w:tcW w:type="dxa" w:w="2592"/>
+            <w:tcW w:type="dxa" w:w="3096"/>
             <w:shd w:val="clear" w:color="auto" w:fill="FFFFFF"/>
             <w:tcMar>
               <w:top w:w="55" w:type="dxa"/>
@@ -4101,7 +4101,7 @@
         </w:tc>
         <w:tc>
           <w:tcPr>
-            <w:tcW w:type="dxa" w:w="2592"/>
+            <w:tcW w:type="dxa" w:w="3211"/>
             <w:shd w:val="clear" w:color="auto" w:fill="FFFFFF"/>
             <w:tcMar>
               <w:top w:w="55" w:type="dxa"/>
@@ -4130,7 +4130,7 @@
       <w:tr>
         <w:tc>
           <w:tcPr>
-            <w:tcW w:type="dxa" w:w="2592"/>
+            <w:tcW w:type="dxa" w:w="605"/>
             <w:shd w:val="clear" w:color="auto" w:fill="EEF1F8"/>
             <w:tcMar>
               <w:top w:w="55" w:type="dxa"/>
@@ -4159,7 +4159,7 @@
         </w:tc>
         <w:tc>
           <w:tcPr>
-            <w:tcW w:type="dxa" w:w="2592"/>
+            <w:tcW w:type="dxa" w:w="3384"/>
             <w:shd w:val="clear" w:color="auto" w:fill="EEF1F8"/>
             <w:tcMar>
               <w:top w:w="55" w:type="dxa"/>
@@ -4185,7 +4185,7 @@
         </w:tc>
         <w:tc>
           <w:tcPr>
-            <w:tcW w:type="dxa" w:w="2592"/>
+            <w:tcW w:type="dxa" w:w="3096"/>
             <w:shd w:val="clear" w:color="auto" w:fill="EEF1F8"/>
             <w:tcMar>
               <w:top w:w="55" w:type="dxa"/>
@@ -4213,7 +4213,7 @@
         </w:tc>
         <w:tc>
           <w:tcPr>
-            <w:tcW w:type="dxa" w:w="2592"/>
+            <w:tcW w:type="dxa" w:w="3211"/>
             <w:shd w:val="clear" w:color="auto" w:fill="EEF1F8"/>
             <w:tcMar>
               <w:top w:w="55" w:type="dxa"/>
@@ -4247,7 +4247,6 @@
     </w:p>
     <w:tbl>
       <w:tblPr>
-        <w:tblW w:type="auto" w:w="0"/>
         <w:jc w:val="center"/>
         <w:tblLook w:firstColumn="1" w:firstRow="1" w:lastColumn="0" w:lastRow="0" w:noHBand="0" w:noVBand="1" w:val="04A0"/>
         <w:tblBorders>
@@ -4259,14 +4258,15 @@
           <w:insideV w:val="none" w:sz="0" w:space="0" w:color="auto"/>
         </w:tblBorders>
         <w:tblLayout w:type="fixed"/>
+        <w:tblW w:w="10296" w:type="dxa"/>
       </w:tblPr>
       <w:tblGrid>
-        <w:gridCol w:w="10368"/>
+        <w:gridCol w:w="10296"/>
       </w:tblGrid>
       <w:tr>
         <w:tc>
           <w:tcPr>
-            <w:tcW w:type="dxa" w:w="10296"/>
+            <w:tcW w:w="10296" w:type="dxa"/>
             <w:shd w:val="clear" w:color="auto" w:fill="EDF0F7"/>
             <w:tcBorders>
               <w:left w:val="single" w:sz="30" w:space="0" w:color="1F2A56"/>
@@ -4356,7 +4356,6 @@
     </w:tbl>
     <w:tbl>
       <w:tblPr>
-        <w:tblW w:type="auto" w:w="0"/>
         <w:jc w:val="center"/>
         <w:tblLook w:firstColumn="1" w:firstRow="1" w:lastColumn="0" w:lastRow="0" w:noHBand="0" w:noVBand="1" w:val="04A0"/>
         <w:tblLayout w:type="fixed"/>
@@ -4368,12 +4367,13 @@
           <w:insideH w:val="single" w:sz="4" w:space="0" w:color="C9D0E0"/>
           <w:insideV w:val="single" w:sz="4" w:space="0" w:color="C9D0E0"/>
         </w:tblBorders>
+        <w:tblW w:w="10296" w:type="dxa"/>
       </w:tblPr>
       <w:tblGrid>
-        <w:gridCol w:w="2592"/>
-        <w:gridCol w:w="2592"/>
-        <w:gridCol w:w="2592"/>
-        <w:gridCol w:w="2592"/>
+        <w:gridCol w:w="605"/>
+        <w:gridCol w:w="3384"/>
+        <w:gridCol w:w="3096"/>
+        <w:gridCol w:w="3211"/>
       </w:tblGrid>
       <w:tr>
         <w:trPr>
@@ -4381,7 +4381,7 @@
         </w:trPr>
         <w:tc>
           <w:tcPr>
-            <w:tcW w:type="dxa" w:w="605"/>
+            <w:tcW w:w="605" w:type="dxa"/>
             <w:shd w:val="clear" w:color="auto" w:fill="1F2A56"/>
             <w:tcMar>
               <w:top w:w="60" w:type="dxa"/>
@@ -4410,7 +4410,7 @@
         </w:tc>
         <w:tc>
           <w:tcPr>
-            <w:tcW w:type="dxa" w:w="3384"/>
+            <w:tcW w:w="3384" w:type="dxa"/>
             <w:shd w:val="clear" w:color="auto" w:fill="1F2A56"/>
             <w:tcMar>
               <w:top w:w="60" w:type="dxa"/>
@@ -4439,7 +4439,7 @@
         </w:tc>
         <w:tc>
           <w:tcPr>
-            <w:tcW w:type="dxa" w:w="3096"/>
+            <w:tcW w:w="3096" w:type="dxa"/>
             <w:shd w:val="clear" w:color="auto" w:fill="1F2A56"/>
             <w:tcMar>
               <w:top w:w="60" w:type="dxa"/>
@@ -4468,7 +4468,7 @@
         </w:tc>
         <w:tc>
           <w:tcPr>
-            <w:tcW w:type="dxa" w:w="3211"/>
+            <w:tcW w:w="3211" w:type="dxa"/>
             <w:shd w:val="clear" w:color="auto" w:fill="1F2A56"/>
             <w:tcMar>
               <w:top w:w="60" w:type="dxa"/>
@@ -4499,7 +4499,7 @@
       <w:tr>
         <w:tc>
           <w:tcPr>
-            <w:tcW w:type="dxa" w:w="2592"/>
+            <w:tcW w:type="dxa" w:w="605"/>
             <w:shd w:val="clear" w:color="auto" w:fill="EEF1F8"/>
             <w:tcMar>
               <w:top w:w="55" w:type="dxa"/>
@@ -4528,7 +4528,7 @@
         </w:tc>
         <w:tc>
           <w:tcPr>
-            <w:tcW w:type="dxa" w:w="2592"/>
+            <w:tcW w:type="dxa" w:w="3384"/>
             <w:shd w:val="clear" w:color="auto" w:fill="EEF1F8"/>
             <w:tcMar>
               <w:top w:w="55" w:type="dxa"/>
@@ -4554,7 +4554,7 @@
         </w:tc>
         <w:tc>
           <w:tcPr>
-            <w:tcW w:type="dxa" w:w="2592"/>
+            <w:tcW w:type="dxa" w:w="3096"/>
             <w:shd w:val="clear" w:color="auto" w:fill="EEF1F8"/>
             <w:tcMar>
               <w:top w:w="55" w:type="dxa"/>
@@ -4582,7 +4582,7 @@
         </w:tc>
         <w:tc>
           <w:tcPr>
-            <w:tcW w:type="dxa" w:w="2592"/>
+            <w:tcW w:type="dxa" w:w="3211"/>
             <w:shd w:val="clear" w:color="auto" w:fill="EEF1F8"/>
             <w:tcMar>
               <w:top w:w="55" w:type="dxa"/>
@@ -4611,7 +4611,7 @@
       <w:tr>
         <w:tc>
           <w:tcPr>
-            <w:tcW w:type="dxa" w:w="2592"/>
+            <w:tcW w:type="dxa" w:w="605"/>
             <w:shd w:val="clear" w:color="auto" w:fill="FFFFFF"/>
             <w:tcMar>
               <w:top w:w="55" w:type="dxa"/>
@@ -4640,7 +4640,7 @@
         </w:tc>
         <w:tc>
           <w:tcPr>
-            <w:tcW w:type="dxa" w:w="2592"/>
+            <w:tcW w:type="dxa" w:w="3384"/>
             <w:shd w:val="clear" w:color="auto" w:fill="FFFFFF"/>
             <w:tcMar>
               <w:top w:w="55" w:type="dxa"/>
@@ -4666,7 +4666,7 @@
         </w:tc>
         <w:tc>
           <w:tcPr>
-            <w:tcW w:type="dxa" w:w="2592"/>
+            <w:tcW w:type="dxa" w:w="3096"/>
             <w:shd w:val="clear" w:color="auto" w:fill="FFFFFF"/>
             <w:tcMar>
               <w:top w:w="55" w:type="dxa"/>
@@ -4694,7 +4694,7 @@
         </w:tc>
         <w:tc>
           <w:tcPr>
-            <w:tcW w:type="dxa" w:w="2592"/>
+            <w:tcW w:type="dxa" w:w="3211"/>
             <w:shd w:val="clear" w:color="auto" w:fill="FFFFFF"/>
             <w:tcMar>
               <w:top w:w="55" w:type="dxa"/>
@@ -4728,7 +4728,6 @@
     </w:p>
     <w:tbl>
       <w:tblPr>
-        <w:tblW w:type="auto" w:w="0"/>
         <w:jc w:val="center"/>
         <w:tblLook w:firstColumn="1" w:firstRow="1" w:lastColumn="0" w:lastRow="0" w:noHBand="0" w:noVBand="1" w:val="04A0"/>
         <w:tblBorders>
@@ -4740,14 +4739,15 @@
           <w:insideV w:val="none" w:sz="0" w:space="0" w:color="auto"/>
         </w:tblBorders>
         <w:tblLayout w:type="fixed"/>
+        <w:tblW w:w="10296" w:type="dxa"/>
       </w:tblPr>
       <w:tblGrid>
-        <w:gridCol w:w="10368"/>
+        <w:gridCol w:w="10296"/>
       </w:tblGrid>
       <w:tr>
         <w:tc>
           <w:tcPr>
-            <w:tcW w:type="dxa" w:w="10296"/>
+            <w:tcW w:w="10296" w:type="dxa"/>
             <w:shd w:val="clear" w:color="auto" w:fill="EDF0F7"/>
             <w:tcBorders>
               <w:left w:val="single" w:sz="30" w:space="0" w:color="1F2A56"/>
@@ -4837,7 +4837,6 @@
     </w:tbl>
     <w:tbl>
       <w:tblPr>
-        <w:tblW w:type="auto" w:w="0"/>
         <w:jc w:val="center"/>
         <w:tblLook w:firstColumn="1" w:firstRow="1" w:lastColumn="0" w:lastRow="0" w:noHBand="0" w:noVBand="1" w:val="04A0"/>
         <w:tblLayout w:type="fixed"/>
@@ -4849,12 +4848,13 @@
           <w:insideH w:val="single" w:sz="4" w:space="0" w:color="C9D0E0"/>
           <w:insideV w:val="single" w:sz="4" w:space="0" w:color="C9D0E0"/>
         </w:tblBorders>
+        <w:tblW w:w="10296" w:type="dxa"/>
       </w:tblPr>
       <w:tblGrid>
-        <w:gridCol w:w="2592"/>
-        <w:gridCol w:w="2592"/>
-        <w:gridCol w:w="2592"/>
-        <w:gridCol w:w="2592"/>
+        <w:gridCol w:w="605"/>
+        <w:gridCol w:w="3384"/>
+        <w:gridCol w:w="3096"/>
+        <w:gridCol w:w="3211"/>
       </w:tblGrid>
       <w:tr>
         <w:trPr>
@@ -4862,7 +4862,7 @@
         </w:trPr>
         <w:tc>
           <w:tcPr>
-            <w:tcW w:type="dxa" w:w="605"/>
+            <w:tcW w:w="605" w:type="dxa"/>
             <w:shd w:val="clear" w:color="auto" w:fill="1F2A56"/>
             <w:tcMar>
               <w:top w:w="60" w:type="dxa"/>
@@ -4891,7 +4891,7 @@
         </w:tc>
         <w:tc>
           <w:tcPr>
-            <w:tcW w:type="dxa" w:w="3384"/>
+            <w:tcW w:w="3384" w:type="dxa"/>
             <w:shd w:val="clear" w:color="auto" w:fill="1F2A56"/>
             <w:tcMar>
               <w:top w:w="60" w:type="dxa"/>
@@ -4920,7 +4920,7 @@
         </w:tc>
         <w:tc>
           <w:tcPr>
-            <w:tcW w:type="dxa" w:w="3096"/>
+            <w:tcW w:w="3096" w:type="dxa"/>
             <w:shd w:val="clear" w:color="auto" w:fill="1F2A56"/>
             <w:tcMar>
               <w:top w:w="60" w:type="dxa"/>
@@ -4949,7 +4949,7 @@
         </w:tc>
         <w:tc>
           <w:tcPr>
-            <w:tcW w:type="dxa" w:w="3211"/>
+            <w:tcW w:w="3211" w:type="dxa"/>
             <w:shd w:val="clear" w:color="auto" w:fill="1F2A56"/>
             <w:tcMar>
               <w:top w:w="60" w:type="dxa"/>
@@ -4980,7 +4980,7 @@
       <w:tr>
         <w:tc>
           <w:tcPr>
-            <w:tcW w:type="dxa" w:w="2592"/>
+            <w:tcW w:type="dxa" w:w="605"/>
             <w:shd w:val="clear" w:color="auto" w:fill="EEF1F8"/>
             <w:tcMar>
               <w:top w:w="55" w:type="dxa"/>
@@ -5009,7 +5009,7 @@
         </w:tc>
         <w:tc>
           <w:tcPr>
-            <w:tcW w:type="dxa" w:w="2592"/>
+            <w:tcW w:type="dxa" w:w="3384"/>
             <w:shd w:val="clear" w:color="auto" w:fill="EEF1F8"/>
             <w:tcMar>
               <w:top w:w="55" w:type="dxa"/>
@@ -5035,7 +5035,7 @@
         </w:tc>
         <w:tc>
           <w:tcPr>
-            <w:tcW w:type="dxa" w:w="2592"/>
+            <w:tcW w:type="dxa" w:w="3096"/>
             <w:shd w:val="clear" w:color="auto" w:fill="EEF1F8"/>
             <w:tcMar>
               <w:top w:w="55" w:type="dxa"/>
@@ -5063,7 +5063,7 @@
         </w:tc>
         <w:tc>
           <w:tcPr>
-            <w:tcW w:type="dxa" w:w="2592"/>
+            <w:tcW w:type="dxa" w:w="3211"/>
             <w:shd w:val="clear" w:color="auto" w:fill="EEF1F8"/>
             <w:tcMar>
               <w:top w:w="55" w:type="dxa"/>
@@ -5092,7 +5092,7 @@
       <w:tr>
         <w:tc>
           <w:tcPr>
-            <w:tcW w:type="dxa" w:w="2592"/>
+            <w:tcW w:type="dxa" w:w="605"/>
             <w:shd w:val="clear" w:color="auto" w:fill="FFFFFF"/>
             <w:tcMar>
               <w:top w:w="55" w:type="dxa"/>
@@ -5121,7 +5121,7 @@
         </w:tc>
         <w:tc>
           <w:tcPr>
-            <w:tcW w:type="dxa" w:w="2592"/>
+            <w:tcW w:type="dxa" w:w="3384"/>
             <w:shd w:val="clear" w:color="auto" w:fill="FFFFFF"/>
             <w:tcMar>
               <w:top w:w="55" w:type="dxa"/>
@@ -5147,7 +5147,7 @@
         </w:tc>
         <w:tc>
           <w:tcPr>
-            <w:tcW w:type="dxa" w:w="2592"/>
+            <w:tcW w:type="dxa" w:w="3096"/>
             <w:shd w:val="clear" w:color="auto" w:fill="FFFFFF"/>
             <w:tcMar>
               <w:top w:w="55" w:type="dxa"/>
@@ -5175,7 +5175,7 @@
         </w:tc>
         <w:tc>
           <w:tcPr>
-            <w:tcW w:type="dxa" w:w="2592"/>
+            <w:tcW w:type="dxa" w:w="3211"/>
             <w:shd w:val="clear" w:color="auto" w:fill="FFFFFF"/>
             <w:tcMar>
               <w:top w:w="55" w:type="dxa"/>
@@ -5209,7 +5209,6 @@
     </w:p>
     <w:tbl>
       <w:tblPr>
-        <w:tblW w:type="auto" w:w="0"/>
         <w:jc w:val="center"/>
         <w:tblLook w:firstColumn="1" w:firstRow="1" w:lastColumn="0" w:lastRow="0" w:noHBand="0" w:noVBand="1" w:val="04A0"/>
         <w:tblBorders>
@@ -5221,14 +5220,15 @@
           <w:insideV w:val="none" w:sz="0" w:space="0" w:color="auto"/>
         </w:tblBorders>
         <w:tblLayout w:type="fixed"/>
+        <w:tblW w:w="10296" w:type="dxa"/>
       </w:tblPr>
       <w:tblGrid>
-        <w:gridCol w:w="10368"/>
+        <w:gridCol w:w="10296"/>
       </w:tblGrid>
       <w:tr>
         <w:tc>
           <w:tcPr>
-            <w:tcW w:type="dxa" w:w="10296"/>
+            <w:tcW w:w="10296" w:type="dxa"/>
             <w:shd w:val="clear" w:color="auto" w:fill="EDF0F7"/>
             <w:tcBorders>
               <w:left w:val="single" w:sz="30" w:space="0" w:color="1F2A56"/>
@@ -5318,7 +5318,6 @@
     </w:tbl>
     <w:tbl>
       <w:tblPr>
-        <w:tblW w:type="auto" w:w="0"/>
         <w:jc w:val="center"/>
         <w:tblLook w:firstColumn="1" w:firstRow="1" w:lastColumn="0" w:lastRow="0" w:noHBand="0" w:noVBand="1" w:val="04A0"/>
         <w:tblLayout w:type="fixed"/>
@@ -5330,12 +5329,13 @@
           <w:insideH w:val="single" w:sz="4" w:space="0" w:color="C9D0E0"/>
           <w:insideV w:val="single" w:sz="4" w:space="0" w:color="C9D0E0"/>
         </w:tblBorders>
+        <w:tblW w:w="10296" w:type="dxa"/>
       </w:tblPr>
       <w:tblGrid>
-        <w:gridCol w:w="2592"/>
-        <w:gridCol w:w="2592"/>
-        <w:gridCol w:w="2592"/>
-        <w:gridCol w:w="2592"/>
+        <w:gridCol w:w="605"/>
+        <w:gridCol w:w="3384"/>
+        <w:gridCol w:w="3096"/>
+        <w:gridCol w:w="3211"/>
       </w:tblGrid>
       <w:tr>
         <w:trPr>
@@ -5343,7 +5343,7 @@
         </w:trPr>
         <w:tc>
           <w:tcPr>
-            <w:tcW w:type="dxa" w:w="605"/>
+            <w:tcW w:w="605" w:type="dxa"/>
             <w:shd w:val="clear" w:color="auto" w:fill="1F2A56"/>
             <w:tcMar>
               <w:top w:w="60" w:type="dxa"/>
@@ -5372,7 +5372,7 @@
         </w:tc>
         <w:tc>
           <w:tcPr>
-            <w:tcW w:type="dxa" w:w="3384"/>
+            <w:tcW w:w="3384" w:type="dxa"/>
             <w:shd w:val="clear" w:color="auto" w:fill="1F2A56"/>
             <w:tcMar>
               <w:top w:w="60" w:type="dxa"/>
@@ -5401,7 +5401,7 @@
         </w:tc>
         <w:tc>
           <w:tcPr>
-            <w:tcW w:type="dxa" w:w="3096"/>
+            <w:tcW w:w="3096" w:type="dxa"/>
             <w:shd w:val="clear" w:color="auto" w:fill="1F2A56"/>
             <w:tcMar>
               <w:top w:w="60" w:type="dxa"/>
@@ -5430,7 +5430,7 @@
         </w:tc>
         <w:tc>
           <w:tcPr>
-            <w:tcW w:type="dxa" w:w="3211"/>
+            <w:tcW w:w="3211" w:type="dxa"/>
             <w:shd w:val="clear" w:color="auto" w:fill="1F2A56"/>
             <w:tcMar>
               <w:top w:w="60" w:type="dxa"/>
@@ -5461,7 +5461,7 @@
       <w:tr>
         <w:tc>
           <w:tcPr>
-            <w:tcW w:type="dxa" w:w="2592"/>
+            <w:tcW w:type="dxa" w:w="605"/>
             <w:shd w:val="clear" w:color="auto" w:fill="EEF1F8"/>
             <w:tcMar>
               <w:top w:w="55" w:type="dxa"/>
@@ -5490,7 +5490,7 @@
         </w:tc>
         <w:tc>
           <w:tcPr>
-            <w:tcW w:type="dxa" w:w="2592"/>
+            <w:tcW w:type="dxa" w:w="3384"/>
             <w:shd w:val="clear" w:color="auto" w:fill="EEF1F8"/>
             <w:tcMar>
               <w:top w:w="55" w:type="dxa"/>
@@ -5516,7 +5516,7 @@
         </w:tc>
         <w:tc>
           <w:tcPr>
-            <w:tcW w:type="dxa" w:w="2592"/>
+            <w:tcW w:type="dxa" w:w="3096"/>
             <w:shd w:val="clear" w:color="auto" w:fill="EEF1F8"/>
             <w:tcMar>
               <w:top w:w="55" w:type="dxa"/>
@@ -5544,7 +5544,7 @@
         </w:tc>
         <w:tc>
           <w:tcPr>
-            <w:tcW w:type="dxa" w:w="2592"/>
+            <w:tcW w:type="dxa" w:w="3211"/>
             <w:shd w:val="clear" w:color="auto" w:fill="EEF1F8"/>
             <w:tcMar>
               <w:top w:w="55" w:type="dxa"/>
@@ -5573,7 +5573,7 @@
       <w:tr>
         <w:tc>
           <w:tcPr>
-            <w:tcW w:type="dxa" w:w="2592"/>
+            <w:tcW w:type="dxa" w:w="605"/>
             <w:shd w:val="clear" w:color="auto" w:fill="FFFFFF"/>
             <w:tcMar>
               <w:top w:w="55" w:type="dxa"/>
@@ -5602,7 +5602,7 @@
         </w:tc>
         <w:tc>
           <w:tcPr>
-            <w:tcW w:type="dxa" w:w="2592"/>
+            <w:tcW w:type="dxa" w:w="3384"/>
             <w:shd w:val="clear" w:color="auto" w:fill="FFFFFF"/>
             <w:tcMar>
               <w:top w:w="55" w:type="dxa"/>
@@ -5628,7 +5628,7 @@
         </w:tc>
         <w:tc>
           <w:tcPr>
-            <w:tcW w:type="dxa" w:w="2592"/>
+            <w:tcW w:type="dxa" w:w="3096"/>
             <w:shd w:val="clear" w:color="auto" w:fill="FFFFFF"/>
             <w:tcMar>
               <w:top w:w="55" w:type="dxa"/>
@@ -5656,7 +5656,7 @@
         </w:tc>
         <w:tc>
           <w:tcPr>
-            <w:tcW w:type="dxa" w:w="2592"/>
+            <w:tcW w:type="dxa" w:w="3211"/>
             <w:shd w:val="clear" w:color="auto" w:fill="FFFFFF"/>
             <w:tcMar>
               <w:top w:w="55" w:type="dxa"/>
@@ -5690,7 +5690,6 @@
     </w:p>
     <w:tbl>
       <w:tblPr>
-        <w:tblW w:type="auto" w:w="0"/>
         <w:jc w:val="center"/>
         <w:tblLook w:firstColumn="1" w:firstRow="1" w:lastColumn="0" w:lastRow="0" w:noHBand="0" w:noVBand="1" w:val="04A0"/>
         <w:tblBorders>
@@ -5702,14 +5701,15 @@
           <w:insideV w:val="none" w:sz="0" w:space="0" w:color="auto"/>
         </w:tblBorders>
         <w:tblLayout w:type="fixed"/>
+        <w:tblW w:w="10296" w:type="dxa"/>
       </w:tblPr>
       <w:tblGrid>
-        <w:gridCol w:w="10368"/>
+        <w:gridCol w:w="10296"/>
       </w:tblGrid>
       <w:tr>
         <w:tc>
           <w:tcPr>
-            <w:tcW w:type="dxa" w:w="10296"/>
+            <w:tcW w:w="10296" w:type="dxa"/>
             <w:shd w:val="clear" w:color="auto" w:fill="EDF0F7"/>
             <w:tcBorders>
               <w:left w:val="single" w:sz="30" w:space="0" w:color="1F2A56"/>
@@ -5799,7 +5799,6 @@
     </w:tbl>
     <w:tbl>
       <w:tblPr>
-        <w:tblW w:type="auto" w:w="0"/>
         <w:jc w:val="center"/>
         <w:tblLook w:firstColumn="1" w:firstRow="1" w:lastColumn="0" w:lastRow="0" w:noHBand="0" w:noVBand="1" w:val="04A0"/>
         <w:tblLayout w:type="fixed"/>
@@ -5811,12 +5810,13 @@
           <w:insideH w:val="single" w:sz="4" w:space="0" w:color="C9D0E0"/>
           <w:insideV w:val="single" w:sz="4" w:space="0" w:color="C9D0E0"/>
         </w:tblBorders>
+        <w:tblW w:w="10296" w:type="dxa"/>
       </w:tblPr>
       <w:tblGrid>
-        <w:gridCol w:w="2592"/>
-        <w:gridCol w:w="2592"/>
-        <w:gridCol w:w="2592"/>
-        <w:gridCol w:w="2592"/>
+        <w:gridCol w:w="605"/>
+        <w:gridCol w:w="3384"/>
+        <w:gridCol w:w="3096"/>
+        <w:gridCol w:w="3211"/>
       </w:tblGrid>
       <w:tr>
         <w:trPr>
@@ -5824,7 +5824,7 @@
         </w:trPr>
         <w:tc>
           <w:tcPr>
-            <w:tcW w:type="dxa" w:w="605"/>
+            <w:tcW w:w="605" w:type="dxa"/>
             <w:shd w:val="clear" w:color="auto" w:fill="1F2A56"/>
             <w:tcMar>
               <w:top w:w="60" w:type="dxa"/>
@@ -5853,7 +5853,7 @@
         </w:tc>
         <w:tc>
           <w:tcPr>
-            <w:tcW w:type="dxa" w:w="3384"/>
+            <w:tcW w:w="3384" w:type="dxa"/>
             <w:shd w:val="clear" w:color="auto" w:fill="1F2A56"/>
             <w:tcMar>
               <w:top w:w="60" w:type="dxa"/>
@@ -5882,7 +5882,7 @@
         </w:tc>
         <w:tc>
           <w:tcPr>
-            <w:tcW w:type="dxa" w:w="3096"/>
+            <w:tcW w:w="3096" w:type="dxa"/>
             <w:shd w:val="clear" w:color="auto" w:fill="1F2A56"/>
             <w:tcMar>
               <w:top w:w="60" w:type="dxa"/>
@@ -5911,7 +5911,7 @@
         </w:tc>
         <w:tc>
           <w:tcPr>
-            <w:tcW w:type="dxa" w:w="3211"/>
+            <w:tcW w:w="3211" w:type="dxa"/>
             <w:shd w:val="clear" w:color="auto" w:fill="1F2A56"/>
             <w:tcMar>
               <w:top w:w="60" w:type="dxa"/>
@@ -5942,7 +5942,7 @@
       <w:tr>
         <w:tc>
           <w:tcPr>
-            <w:tcW w:type="dxa" w:w="2592"/>
+            <w:tcW w:type="dxa" w:w="605"/>
             <w:shd w:val="clear" w:color="auto" w:fill="EEF1F8"/>
             <w:tcMar>
               <w:top w:w="55" w:type="dxa"/>
@@ -5971,7 +5971,7 @@
         </w:tc>
         <w:tc>
           <w:tcPr>
-            <w:tcW w:type="dxa" w:w="2592"/>
+            <w:tcW w:type="dxa" w:w="3384"/>
             <w:shd w:val="clear" w:color="auto" w:fill="EEF1F8"/>
             <w:tcMar>
               <w:top w:w="55" w:type="dxa"/>
@@ -5997,7 +5997,7 @@
         </w:tc>
         <w:tc>
           <w:tcPr>
-            <w:tcW w:type="dxa" w:w="2592"/>
+            <w:tcW w:type="dxa" w:w="3096"/>
             <w:shd w:val="clear" w:color="auto" w:fill="EEF1F8"/>
             <w:tcMar>
               <w:top w:w="55" w:type="dxa"/>
@@ -6025,7 +6025,7 @@
         </w:tc>
         <w:tc>
           <w:tcPr>
-            <w:tcW w:type="dxa" w:w="2592"/>
+            <w:tcW w:type="dxa" w:w="3211"/>
             <w:shd w:val="clear" w:color="auto" w:fill="EEF1F8"/>
             <w:tcMar>
               <w:top w:w="55" w:type="dxa"/>
@@ -6054,7 +6054,7 @@
       <w:tr>
         <w:tc>
           <w:tcPr>
-            <w:tcW w:type="dxa" w:w="2592"/>
+            <w:tcW w:type="dxa" w:w="605"/>
             <w:shd w:val="clear" w:color="auto" w:fill="FFFFFF"/>
             <w:tcMar>
               <w:top w:w="55" w:type="dxa"/>
@@ -6083,7 +6083,7 @@
         </w:tc>
         <w:tc>
           <w:tcPr>
-            <w:tcW w:type="dxa" w:w="2592"/>
+            <w:tcW w:type="dxa" w:w="3384"/>
             <w:shd w:val="clear" w:color="auto" w:fill="FFFFFF"/>
             <w:tcMar>
               <w:top w:w="55" w:type="dxa"/>
@@ -6109,7 +6109,7 @@
         </w:tc>
         <w:tc>
           <w:tcPr>
-            <w:tcW w:type="dxa" w:w="2592"/>
+            <w:tcW w:type="dxa" w:w="3096"/>
             <w:shd w:val="clear" w:color="auto" w:fill="FFFFFF"/>
             <w:tcMar>
               <w:top w:w="55" w:type="dxa"/>
@@ -6137,7 +6137,7 @@
         </w:tc>
         <w:tc>
           <w:tcPr>
-            <w:tcW w:type="dxa" w:w="2592"/>
+            <w:tcW w:type="dxa" w:w="3211"/>
             <w:shd w:val="clear" w:color="auto" w:fill="FFFFFF"/>
             <w:tcMar>
               <w:top w:w="55" w:type="dxa"/>
@@ -6166,7 +6166,7 @@
       <w:tr>
         <w:tc>
           <w:tcPr>
-            <w:tcW w:type="dxa" w:w="2592"/>
+            <w:tcW w:type="dxa" w:w="605"/>
             <w:shd w:val="clear" w:color="auto" w:fill="EEF1F8"/>
             <w:tcMar>
               <w:top w:w="55" w:type="dxa"/>
@@ -6195,7 +6195,7 @@
         </w:tc>
         <w:tc>
           <w:tcPr>
-            <w:tcW w:type="dxa" w:w="2592"/>
+            <w:tcW w:type="dxa" w:w="3384"/>
             <w:shd w:val="clear" w:color="auto" w:fill="EEF1F8"/>
             <w:tcMar>
               <w:top w:w="55" w:type="dxa"/>
@@ -6221,7 +6221,7 @@
         </w:tc>
         <w:tc>
           <w:tcPr>
-            <w:tcW w:type="dxa" w:w="2592"/>
+            <w:tcW w:type="dxa" w:w="3096"/>
             <w:shd w:val="clear" w:color="auto" w:fill="EEF1F8"/>
             <w:tcMar>
               <w:top w:w="55" w:type="dxa"/>
@@ -6249,7 +6249,7 @@
         </w:tc>
         <w:tc>
           <w:tcPr>
-            <w:tcW w:type="dxa" w:w="2592"/>
+            <w:tcW w:type="dxa" w:w="3211"/>
             <w:shd w:val="clear" w:color="auto" w:fill="EEF1F8"/>
             <w:tcMar>
               <w:top w:w="55" w:type="dxa"/>
